--- a/public/materialy/1L/2/_ucitel/2. Soubory a cloud - plán hodiny.docx
+++ b/public/materialy/1L/2/_ucitel/2. Soubory a cloud - plán hodiny.docx
@@ -32,7 +32,7 @@
           <w:sz w:val="26"/>
           <w:szCs w:val="26"/>
         </w:rPr>
-        <w:t>Úvod do informatiky a digitální gramotnost • 1. ročník SPŠ • 45 minut</w:t>
+        <w:t>Úvod do informatiky a digitální gramotnost • střední škola • 45 minut</w:t>
       </w:r>
     </w:p>
     <w:p>
@@ -265,7 +265,7 @@
                 <w:sz w:val="21"/>
                 <w:szCs w:val="21"/>
               </w:rPr>
-              <w:t>1. ročník, střední průmyslová škola (strojní a stavební obory)</w:t>
+              <w:t>kterýkoli ročník SŠ podle ŠVP (vzniklo pro strojní a stavební obory SPŠ)</w:t>
             </w:r>
           </w:p>
         </w:tc>
